--- a/Deciffer_Deployment_Report.docx
+++ b/Deciffer_Deployment_Report.docx
@@ -151,6 +151,9 @@
     <w:p>
       <w:pPr>
         <w:pStyle w:val="Heading1"/>
+        <w:pBdr>
+          <w:bottom w:val="none" w:color="auto" w:sz="0" w:space="0"/>
+        </w:pBdr>
       </w:pPr>
       <w:r>
         <w:rPr>
